--- a/gates/design/VLMS_DEL.docx
+++ b/gates/design/VLMS_DEL.docx
@@ -201,7 +201,7 @@
                 <w:rFonts w:ascii="Arial" w:hAnsi="Arial"/>
                 <w:sz w:val="20"/>
               </w:rPr>
-              <w:t>1.0</w:t>
+              <w:t>1.1</w:t>
             </w:r>
           </w:p>
         </w:tc>
@@ -670,6 +670,80 @@
           </w:p>
         </w:tc>
       </w:tr>
+      <w:tr>
+        <w:tc>
+          <w:tcPr>
+            <w:tcW w:type="dxa" w:w="1150"/>
+            <w:shd w:val="clear" w:color="auto" w:fill="FFFFFF"/>
+          </w:tcPr>
+          <w:p>
+            <w:pPr>
+              <w:spacing w:after="40" w:before="40"/>
+            </w:pPr>
+            <w:r>
+              <w:rPr>
+                <w:rFonts w:ascii="Arial" w:hAnsi="Arial"/>
+                <w:sz w:val="20"/>
+              </w:rPr>
+              <w:t>1.1</w:t>
+            </w:r>
+          </w:p>
+        </w:tc>
+        <w:tc>
+          <w:tcPr>
+            <w:tcW w:type="dxa" w:w="1500"/>
+            <w:shd w:val="clear" w:color="auto" w:fill="FFFFFF"/>
+          </w:tcPr>
+          <w:p>
+            <w:pPr>
+              <w:spacing w:after="40" w:before="40"/>
+            </w:pPr>
+            <w:r>
+              <w:rPr>
+                <w:rFonts w:ascii="Arial" w:hAnsi="Arial"/>
+                <w:sz w:val="20"/>
+              </w:rPr>
+              <w:t>17 July 2026</w:t>
+            </w:r>
+          </w:p>
+        </w:tc>
+        <w:tc>
+          <w:tcPr>
+            <w:tcW w:type="dxa" w:w="2700"/>
+            <w:shd w:val="clear" w:color="auto" w:fill="FFFFFF"/>
+          </w:tcPr>
+          <w:p>
+            <w:pPr>
+              <w:spacing w:after="40" w:before="40"/>
+            </w:pPr>
+            <w:r>
+              <w:rPr>
+                <w:rFonts w:ascii="Arial" w:hAnsi="Arial"/>
+                <w:sz w:val="20"/>
+              </w:rPr>
+              <w:t>Philip</w:t>
+            </w:r>
+          </w:p>
+        </w:tc>
+        <w:tc>
+          <w:tcPr>
+            <w:tcW w:type="dxa" w:w="3676"/>
+            <w:shd w:val="clear" w:color="auto" w:fill="FFFFFF"/>
+          </w:tcPr>
+          <w:p>
+            <w:pPr>
+              <w:spacing w:after="40" w:before="40"/>
+            </w:pPr>
+            <w:r>
+              <w:rPr>
+                <w:rFonts w:ascii="Arial" w:hAnsi="Arial"/>
+                <w:sz w:val="20"/>
+              </w:rPr>
+              <w:t>Re-render: dependencies section updated to match the corrected governance/raid.md (D-001/D-002 now decided per ADR-0001, not open).</w:t>
+            </w:r>
+          </w:p>
+        </w:tc>
+      </w:tr>
     </w:tbl>
     <w:p>
       <w:pPr>
@@ -718,8 +792,7 @@
           <w:rFonts w:ascii="Arial" w:hAnsi="Arial"/>
           <w:b w:val="0"/>
           <w:i/>
-          <w:color w:val="6B7280"/>
-          <w:sz w:val="20"/>
+          <w:sz w:val="22"/>
         </w:rPr>
         <w:t>Satisfies: ISO 21502:2020; PMBOK Guide 8th edition.</w:t>
       </w:r>
@@ -741,15 +814,15 @@
     <w:p>
       <w:pPr>
         <w:keepNext/>
-        <w:spacing w:before="200" w:after="80"/>
-        <w:outlineLvl w:val="1"/>
+        <w:spacing w:before="280" w:after="120"/>
+        <w:outlineLvl w:val="0"/>
       </w:pPr>
       <w:r>
         <w:rPr>
           <w:rFonts w:ascii="Arial" w:hAnsi="Arial"/>
           <w:b/>
-          <w:color w:val="1F2937"/>
-          <w:sz w:val="26"/>
+          <w:color w:val="111827"/>
+          <w:sz w:val="32"/>
         </w:rPr>
         <w:t>Phases and milestones</w:t>
       </w:r>
@@ -762,8 +835,7 @@
         <w:rPr>
           <w:rFonts w:ascii="Arial" w:hAnsi="Arial"/>
           <w:b w:val="0"/>
-          <w:i/>
-          <w:color w:val="A83E00"/>
+          <w:i w:val="0"/>
           <w:sz w:val="22"/>
         </w:rPr>
         <w:t>[TBC – owner: Philip] No phased build sequence has been agreed beyond MVP vs deferred scope (VLMS-BRD section 8).</w:t>
@@ -772,15 +844,15 @@
     <w:p>
       <w:pPr>
         <w:keepNext/>
-        <w:spacing w:before="200" w:after="80"/>
-        <w:outlineLvl w:val="1"/>
+        <w:spacing w:before="280" w:after="120"/>
+        <w:outlineLvl w:val="0"/>
       </w:pPr>
       <w:r>
         <w:rPr>
           <w:rFonts w:ascii="Arial" w:hAnsi="Arial"/>
           <w:b/>
-          <w:color w:val="1F2937"/>
-          <w:sz w:val="26"/>
+          <w:color w:val="111827"/>
+          <w:sz w:val="32"/>
         </w:rPr>
         <w:t>Scope per phase</w:t>
       </w:r>
@@ -793,8 +865,7 @@
         <w:rPr>
           <w:rFonts w:ascii="Arial" w:hAnsi="Arial"/>
           <w:b w:val="0"/>
-          <w:i/>
-          <w:color w:val="A83E00"/>
+          <w:i w:val="0"/>
           <w:sz w:val="22"/>
         </w:rPr>
         <w:t>[TBC – owner: Philip] Not yet defined.</w:t>
@@ -803,15 +874,15 @@
     <w:p>
       <w:pPr>
         <w:keepNext/>
-        <w:spacing w:before="200" w:after="80"/>
-        <w:outlineLvl w:val="1"/>
+        <w:spacing w:before="280" w:after="120"/>
+        <w:outlineLvl w:val="0"/>
       </w:pPr>
       <w:r>
         <w:rPr>
           <w:rFonts w:ascii="Arial" w:hAnsi="Arial"/>
           <w:b/>
-          <w:color w:val="1F2937"/>
-          <w:sz w:val="26"/>
+          <w:color w:val="111827"/>
+          <w:sz w:val="32"/>
         </w:rPr>
         <w:t>Resourcing</w:t>
       </w:r>
@@ -824,8 +895,7 @@
         <w:rPr>
           <w:rFonts w:ascii="Arial" w:hAnsi="Arial"/>
           <w:b w:val="0"/>
-          <w:i/>
-          <w:color w:val="A83E00"/>
+          <w:i w:val="0"/>
           <w:sz w:val="22"/>
         </w:rPr>
         <w:t>[TBC – owner: Philip] Known: solo developer (Philip), no other delivery resource (constraints.md). A phased resourcing plan has not been produced.</w:t>
@@ -834,15 +904,15 @@
     <w:p>
       <w:pPr>
         <w:keepNext/>
-        <w:spacing w:before="200" w:after="80"/>
-        <w:outlineLvl w:val="1"/>
+        <w:spacing w:before="280" w:after="120"/>
+        <w:outlineLvl w:val="0"/>
       </w:pPr>
       <w:r>
         <w:rPr>
           <w:rFonts w:ascii="Arial" w:hAnsi="Arial"/>
           <w:b/>
-          <w:color w:val="1F2937"/>
-          <w:sz w:val="26"/>
+          <w:color w:val="111827"/>
+          <w:sz w:val="32"/>
         </w:rPr>
         <w:t>Dependencies (internal and external)</w:t>
       </w:r>
@@ -855,25 +925,24 @@
         <w:rPr>
           <w:rFonts w:ascii="Arial" w:hAnsi="Arial"/>
           <w:b w:val="0"/>
-          <w:i/>
-          <w:color w:val="A83E00"/>
+          <w:i w:val="0"/>
           <w:sz w:val="22"/>
         </w:rPr>
-        <w:t>[TBC – owner: Philip] See VLMS-RAID (D-001 certificate template/generation approach, D-002 email provider — noted there as open, though superseded in practice by ADR-0001).</w:t>
+        <w:t>[TBC – owner: Philip] See VLMS-RAID (D-001 certificate template design, D-002 verified email sending domain) — the generation approach and email provider themselves are decided per ADR-0001; these two follow-up items remain open dependencies before build.</w:t>
       </w:r>
     </w:p>
     <w:p>
       <w:pPr>
         <w:keepNext/>
-        <w:spacing w:before="200" w:after="80"/>
-        <w:outlineLvl w:val="1"/>
+        <w:spacing w:before="280" w:after="120"/>
+        <w:outlineLvl w:val="0"/>
       </w:pPr>
       <w:r>
         <w:rPr>
           <w:rFonts w:ascii="Arial" w:hAnsi="Arial"/>
           <w:b/>
-          <w:color w:val="1F2937"/>
-          <w:sz w:val="26"/>
+          <w:color w:val="111827"/>
+          <w:sz w:val="32"/>
         </w:rPr>
         <w:t>Gate/decision schedule</w:t>
       </w:r>
@@ -886,8 +955,7 @@
         <w:rPr>
           <w:rFonts w:ascii="Arial" w:hAnsi="Arial"/>
           <w:b w:val="0"/>
-          <w:i/>
-          <w:color w:val="A83E00"/>
+          <w:i w:val="0"/>
           <w:sz w:val="22"/>
         </w:rPr>
         <w:t>[TBC – owner: Philip] This design gate is the first formal gate; a delivery-gate date has not been set (no fixed go-live date per constraints.md).</w:t>
@@ -896,15 +964,15 @@
     <w:p>
       <w:pPr>
         <w:keepNext/>
-        <w:spacing w:before="200" w:after="80"/>
-        <w:outlineLvl w:val="1"/>
+        <w:spacing w:before="280" w:after="120"/>
+        <w:outlineLvl w:val="0"/>
       </w:pPr>
       <w:r>
         <w:rPr>
           <w:rFonts w:ascii="Arial" w:hAnsi="Arial"/>
           <w:b/>
-          <w:color w:val="1F2937"/>
-          <w:sz w:val="26"/>
+          <w:color w:val="111827"/>
+          <w:sz w:val="32"/>
         </w:rPr>
         <w:t>Cutover and rollback approach (plan level)</w:t>
       </w:r>
@@ -917,8 +985,7 @@
         <w:rPr>
           <w:rFonts w:ascii="Arial" w:hAnsi="Arial"/>
           <w:b w:val="0"/>
-          <w:i/>
-          <w:color w:val="A83E00"/>
+          <w:i w:val="0"/>
           <w:sz w:val="22"/>
         </w:rPr>
         <w:t>[TBC – owner: Philip] Not yet defined. Clean-start data approach is confirmed (no migration, A-003), but a cutover/rollback plan has not been written.</w:t>
@@ -927,15 +994,15 @@
     <w:p>
       <w:pPr>
         <w:keepNext/>
-        <w:spacing w:before="200" w:after="80"/>
-        <w:outlineLvl w:val="1"/>
+        <w:spacing w:before="280" w:after="120"/>
+        <w:outlineLvl w:val="0"/>
       </w:pPr>
       <w:r>
         <w:rPr>
           <w:rFonts w:ascii="Arial" w:hAnsi="Arial"/>
           <w:b/>
-          <w:color w:val="1F2937"/>
-          <w:sz w:val="26"/>
+          <w:color w:val="111827"/>
+          <w:sz w:val="32"/>
         </w:rPr>
         <w:t>Comms and training needs</w:t>
       </w:r>
@@ -948,8 +1015,7 @@
         <w:rPr>
           <w:rFonts w:ascii="Arial" w:hAnsi="Arial"/>
           <w:b w:val="0"/>
-          <w:i/>
-          <w:color w:val="A83E00"/>
+          <w:i w:val="0"/>
           <w:sz w:val="22"/>
         </w:rPr>
         <w:t>[TBC – owner: Philip] Not yet defined.</w:t>

--- a/gates/design/VLMS_DEL.docx
+++ b/gates/design/VLMS_DEL.docx
@@ -794,7 +794,7 @@
           <w:i/>
           <w:sz w:val="22"/>
         </w:rPr>
-        <w:t>Satisfies: ISO 21502:2020; PMBOK Guide 8th edition.</w:t>
+        <w:t>Satisfies: ISO 21502:2020; PMBOK Guide 8th edition. Unchanged this render — delivery-plan.md is still not started.</w:t>
       </w:r>
     </w:p>
     <w:p>
@@ -808,7 +808,7 @@
           <w:i w:val="0"/>
           <w:sz w:val="22"/>
         </w:rPr>
-        <w:t>delivery-plan.md is not yet started (Status: not yet started). No phases, milestones, resourcing, dependencies, gate schedule, cutover/rollback approach, or comms/training plan have been agreed. The sections below are rendered as placeholders per document-specs.md, each marked as a gap rather than invented.</w:t>
+        <w:t>[TBC – owner: Philip] delivery-plan.md is not yet started (Status: not yet started). No phases, milestones, resourcing, dependencies, gate schedule, cutover/rollback approach, or comms/training plan have been agreed. The sections below record what can be inferred from other working markdown; they are not a substitute for a compiled delivery plan.</w:t>
       </w:r>
     </w:p>
     <w:p>
@@ -838,7 +838,7 @@
           <w:i w:val="0"/>
           <w:sz w:val="22"/>
         </w:rPr>
-        <w:t>[TBC – owner: Philip] No phased build sequence has been agreed beyond MVP vs deferred scope (VLMS-BRD section 8).</w:t>
+        <w:t>[TBC – owner: Philip] Not yet agreed, beyond the MVP/deferred split recorded in business-requirements.md (MVP: progress tracking, curriculum management, safeguarding/consent/DBS, certificates/badges, parent engagement, core reporting; deferred: at-home learning).</w:t>
       </w:r>
     </w:p>
     <w:p>
@@ -868,7 +868,7 @@
           <w:i w:val="0"/>
           <w:sz w:val="22"/>
         </w:rPr>
-        <w:t>[TBC – owner: Philip] Not yet defined.</w:t>
+        <w:t>[TBC – owner: Philip] Not yet agreed.</w:t>
       </w:r>
     </w:p>
     <w:p>
@@ -898,7 +898,7 @@
           <w:i w:val="0"/>
           <w:sz w:val="22"/>
         </w:rPr>
-        <w:t>[TBC – owner: Philip] Known: solo developer (Philip), no other delivery resource (constraints.md). A phased resourcing plan has not been produced.</w:t>
+        <w:t>Solo developer (Philip); no other delivery resource (constraints.md).</w:t>
       </w:r>
     </w:p>
     <w:p>
@@ -919,16 +919,28 @@
     </w:p>
     <w:p>
       <w:pPr>
-        <w:spacing w:after="120" w:before="0"/>
+        <w:pStyle w:val="ListBullet"/>
+        <w:spacing w:after="60"/>
       </w:pPr>
       <w:r>
         <w:rPr>
           <w:rFonts w:ascii="Arial" w:hAnsi="Arial"/>
-          <w:b w:val="0"/>
-          <w:i w:val="0"/>
           <w:sz w:val="22"/>
         </w:rPr>
-        <w:t>[TBC – owner: Philip] See VLMS-RAID (D-001 certificate template design, D-002 verified email sending domain) — the generation approach and email provider themselves are decided per ADR-0001; these two follow-up items remain open dependencies before build.</w:t>
+        <w:t>D-001: certificate PDF generation approach decided (QuestPDF, ADR-0001); a certificate template still needs to be designed before build.</w:t>
+      </w:r>
+    </w:p>
+    <w:p>
+      <w:pPr>
+        <w:pStyle w:val="ListBullet"/>
+        <w:spacing w:after="60"/>
+      </w:pPr>
+      <w:r>
+        <w:rPr>
+          <w:rFonts w:ascii="Arial" w:hAnsi="Arial"/>
+          <w:sz w:val="22"/>
+        </w:rPr>
+        <w:t>D-002: outbound transactional email provider decided (Azure Communication Services Email, ADR-0001); a verified sending domain is still required before go-live.</w:t>
       </w:r>
     </w:p>
     <w:p>
@@ -958,7 +970,7 @@
           <w:i w:val="0"/>
           <w:sz w:val="22"/>
         </w:rPr>
-        <w:t>[TBC – owner: Philip] This design gate is the first formal gate; a delivery-gate date has not been set (no fixed go-live date per constraints.md).</w:t>
+        <w:t>Two gates: design gate (this package) and delivery gate. No further stage boundaries are yet defined.</w:t>
       </w:r>
     </w:p>
     <w:p>
@@ -988,7 +1000,7 @@
           <w:i w:val="0"/>
           <w:sz w:val="22"/>
         </w:rPr>
-        <w:t>[TBC – owner: Philip] Not yet defined. Clean-start data approach is confirmed (no migration, A-003), but a cutover/rollback plan has not been written.</w:t>
+        <w:t>[TBC – owner: Philip] Not yet agreed. No migration is in scope (clean start, A-003), which simplifies cutover but has not yet been formally planned.</w:t>
       </w:r>
     </w:p>
     <w:p>
@@ -1018,7 +1030,37 @@
           <w:i w:val="0"/>
           <w:sz w:val="22"/>
         </w:rPr>
-        <w:t>[TBC – owner: Philip] Not yet defined.</w:t>
+        <w:t>[TBC – owner: Philip] Not yet agreed.</w:t>
+      </w:r>
+    </w:p>
+    <w:p>
+      <w:pPr>
+        <w:keepNext/>
+        <w:spacing w:before="280" w:after="120"/>
+        <w:outlineLvl w:val="0"/>
+      </w:pPr>
+      <w:r>
+        <w:rPr>
+          <w:rFonts w:ascii="Arial" w:hAnsi="Arial"/>
+          <w:b/>
+          <w:color w:val="111827"/>
+          <w:sz w:val="32"/>
+        </w:rPr>
+        <w:t>Forward pointer — DPIA screening exit criterion</w:t>
+      </w:r>
+    </w:p>
+    <w:p>
+      <w:pPr>
+        <w:spacing w:after="120" w:before="0"/>
+      </w:pPr>
+      <w:r>
+        <w:rPr>
+          <w:rFonts w:ascii="Arial" w:hAnsi="Arial"/>
+          <w:b w:val="0"/>
+          <w:i w:val="0"/>
+          <w:sz w:val="22"/>
+        </w:rPr>
+        <w:t>governance/security-compliance.md now names DPIA screening (against ICO guidance) as a tracked exit criterion for the delivery gate. This has not yet been reflected in delivery-plan.md itself, since that document remains unstarted; it is recorded here as a forward pointer so the requirement is not lost when delivery-plan.md is first drafted. See VLMS-SEC section 4.</w:t>
       </w:r>
     </w:p>
     <w:sectPr>

--- a/gates/design/VLMS_DEL.docx
+++ b/gates/design/VLMS_DEL.docx
@@ -201,7 +201,7 @@
                 <w:rFonts w:ascii="Arial" w:hAnsi="Arial"/>
                 <w:sz w:val="20"/>
               </w:rPr>
-              <w:t>1.1</w:t>
+              <w:t>1.2</w:t>
             </w:r>
           </w:p>
         </w:tc>
@@ -744,6 +744,80 @@
           </w:p>
         </w:tc>
       </w:tr>
+      <w:tr>
+        <w:tc>
+          <w:tcPr>
+            <w:tcW w:type="dxa" w:w="1150"/>
+            <w:shd w:val="clear" w:color="auto" w:fill="F3F4F6"/>
+          </w:tcPr>
+          <w:p>
+            <w:pPr>
+              <w:spacing w:after="40" w:before="40"/>
+            </w:pPr>
+            <w:r>
+              <w:rPr>
+                <w:rFonts w:ascii="Arial" w:hAnsi="Arial"/>
+                <w:sz w:val="20"/>
+              </w:rPr>
+              <w:t>1.2</w:t>
+            </w:r>
+          </w:p>
+        </w:tc>
+        <w:tc>
+          <w:tcPr>
+            <w:tcW w:type="dxa" w:w="1500"/>
+            <w:shd w:val="clear" w:color="auto" w:fill="F3F4F6"/>
+          </w:tcPr>
+          <w:p>
+            <w:pPr>
+              <w:spacing w:after="40" w:before="40"/>
+            </w:pPr>
+            <w:r>
+              <w:rPr>
+                <w:rFonts w:ascii="Arial" w:hAnsi="Arial"/>
+                <w:sz w:val="20"/>
+              </w:rPr>
+              <w:t>17 July 2026</w:t>
+            </w:r>
+          </w:p>
+        </w:tc>
+        <w:tc>
+          <w:tcPr>
+            <w:tcW w:type="dxa" w:w="2700"/>
+            <w:shd w:val="clear" w:color="auto" w:fill="F3F4F6"/>
+          </w:tcPr>
+          <w:p>
+            <w:pPr>
+              <w:spacing w:after="40" w:before="40"/>
+            </w:pPr>
+            <w:r>
+              <w:rPr>
+                <w:rFonts w:ascii="Arial" w:hAnsi="Arial"/>
+                <w:sz w:val="20"/>
+              </w:rPr>
+              <w:t>Philip</w:t>
+            </w:r>
+          </w:p>
+        </w:tc>
+        <w:tc>
+          <w:tcPr>
+            <w:tcW w:type="dxa" w:w="3676"/>
+            <w:shd w:val="clear" w:color="auto" w:fill="F3F4F6"/>
+          </w:tcPr>
+          <w:p>
+            <w:pPr>
+              <w:spacing w:after="40" w:before="40"/>
+            </w:pPr>
+            <w:r>
+              <w:rPr>
+                <w:rFonts w:ascii="Arial" w:hAnsi="Arial"/>
+                <w:sz w:val="20"/>
+              </w:rPr>
+              <w:t>Re-render: delivery-plan.md is now populated (previously a placeholder, Status: not yet started). Full re-render of phases, delivery approach, and delivery-gate exit criteria, including D-003 (DPIA screening) and the OWASP ASVS 5.0 conformance check against the corrected access-control model (ADR-0004).</w:t>
+            </w:r>
+          </w:p>
+        </w:tc>
+      </w:tr>
     </w:tbl>
     <w:p>
       <w:pPr>
@@ -785,7 +859,7 @@
     </w:p>
     <w:p>
       <w:pPr>
-        <w:spacing w:after="200" w:before="0"/>
+        <w:spacing w:after="120" w:before="0"/>
       </w:pPr>
       <w:r>
         <w:rPr>
@@ -794,7 +868,7 @@
           <w:i/>
           <w:sz w:val="22"/>
         </w:rPr>
-        <w:t>Satisfies: ISO 21502:2020; PMBOK Guide 8th edition. Unchanged this render — delivery-plan.md is still not started.</w:t>
+        <w:t>Satisfies: ISO 21502:2020; PMBOK Guide 8th edition.</w:t>
       </w:r>
     </w:p>
     <w:p>
@@ -808,7 +882,7 @@
           <w:i w:val="0"/>
           <w:sz w:val="22"/>
         </w:rPr>
-        <w:t>[TBC – owner: Philip] delivery-plan.md is not yet started (Status: not yet started). No phases, milestones, resourcing, dependencies, gate schedule, cutover/rollback approach, or comms/training plan have been agreed. The sections below record what can be inferred from other working markdown; they are not a substitute for a compiled delivery plan.</w:t>
+        <w:t>Status: initial (design gate) — light-touch, proportionate to a solo-delivered project (ISO 21502:2020 stage-boundary guidance applied informally, not as full PRINCE2/PMBOK machinery).</w:t>
       </w:r>
     </w:p>
     <w:p>
@@ -824,21 +898,59 @@
           <w:color w:val="111827"/>
           <w:sz w:val="32"/>
         </w:rPr>
-        <w:t>Phases and milestones</w:t>
+        <w:t>1. Phases and milestones</w:t>
       </w:r>
     </w:p>
     <w:p>
       <w:pPr>
-        <w:spacing w:after="120" w:before="0"/>
+        <w:pStyle w:val="ListBullet"/>
+        <w:spacing w:after="60"/>
       </w:pPr>
       <w:r>
         <w:rPr>
           <w:rFonts w:ascii="Arial" w:hAnsi="Arial"/>
-          <w:b w:val="0"/>
-          <w:i w:val="0"/>
           <w:sz w:val="22"/>
         </w:rPr>
-        <w:t>[TBC – owner: Philip] Not yet agreed, beyond the MVP/deferred split recorded in business-requirements.md (MVP: progress tracking, curriculum management, safeguarding/consent/DBS, certificates/badges, parent engagement, core reporting; deferred: at-home learning).</w:t>
+        <w:t>Discovery &amp; design (complete) — requirements, ADR-0001-0004, data/low-level design; this design gate.</w:t>
+      </w:r>
+    </w:p>
+    <w:p>
+      <w:pPr>
+        <w:pStyle w:val="ListBullet"/>
+        <w:spacing w:after="60"/>
+      </w:pPr>
+      <w:r>
+        <w:rPr>
+          <w:rFonts w:ascii="Arial" w:hAnsi="Arial"/>
+          <w:sz w:val="22"/>
+        </w:rPr>
+        <w:t>Build (MVP) — implementation via loop-harness maker/checker cycles against STATE.md, not a fixed Gantt schedule (solo delivery, no hard deadline — requirements/constraints.md). Scope: curriculum management (propose/approve/resubmit), progress tracking (completion, auto-promotion, certificates, badges), safeguarding/consent/DBS management including the corrected access-control model (ADR-0004), parent dashboard + notifications, core reporting + at-risk flagging.</w:t>
+      </w:r>
+    </w:p>
+    <w:p>
+      <w:pPr>
+        <w:pStyle w:val="ListBullet"/>
+        <w:spacing w:after="60"/>
+      </w:pPr>
+      <w:r>
+        <w:rPr>
+          <w:rFonts w:ascii="Arial" w:hAnsi="Arial"/>
+          <w:sz w:val="22"/>
+        </w:rPr>
+        <w:t>Delivery gate — full test results, RTM completion, security/DPIA sign-off (raid.md D-003), operations readiness (runbook, monitoring — to be scoped at that gate, not over-specified now).</w:t>
+      </w:r>
+    </w:p>
+    <w:p>
+      <w:pPr>
+        <w:pStyle w:val="ListBullet"/>
+        <w:spacing w:after="60"/>
+      </w:pPr>
+      <w:r>
+        <w:rPr>
+          <w:rFonts w:ascii="Arial" w:hAnsi="Arial"/>
+          <w:sz w:val="22"/>
+        </w:rPr>
+        <w:t>Deferred (post-MVP): at-home learning encouragement (requirements/business-requirements.md).</w:t>
       </w:r>
     </w:p>
     <w:p>
@@ -854,7 +966,7 @@
           <w:color w:val="111827"/>
           <w:sz w:val="32"/>
         </w:rPr>
-        <w:t>Scope per phase</w:t>
+        <w:t>2. Scope per phase</w:t>
       </w:r>
     </w:p>
     <w:p>
@@ -868,7 +980,7 @@
           <w:i w:val="0"/>
           <w:sz w:val="22"/>
         </w:rPr>
-        <w:t>[TBC – owner: Philip] Not yet agreed.</w:t>
+        <w:t>See phases above; the MVP/deferred split is the primary scope boundary (business-requirements.md). No further sub-phasing of the MVP build has been defined — it proceeds as a single iterative loop-harness build against the STATE.md queue, not a phased sub-schedule.</w:t>
       </w:r>
     </w:p>
     <w:p>
@@ -884,7 +996,7 @@
           <w:color w:val="111827"/>
           <w:sz w:val="32"/>
         </w:rPr>
-        <w:t>Resourcing</w:t>
+        <w:t>3. Resourcing</w:t>
       </w:r>
     </w:p>
     <w:p>
@@ -898,7 +1010,7 @@
           <w:i w:val="0"/>
           <w:sz w:val="22"/>
         </w:rPr>
-        <w:t>Solo developer (Philip); no other delivery resource (constraints.md).</w:t>
+        <w:t>Iterative, solo-developer delivery — no fixed milestone dates, no external delivery team to coordinate (constraints.md).</w:t>
       </w:r>
     </w:p>
     <w:p>
@@ -914,7 +1026,7 @@
           <w:color w:val="111827"/>
           <w:sz w:val="32"/>
         </w:rPr>
-        <w:t>Dependencies (internal and external)</w:t>
+        <w:t>4. Dependencies (internal and external)</w:t>
       </w:r>
     </w:p>
     <w:p>
@@ -945,6 +1057,19 @@
     </w:p>
     <w:p>
       <w:pPr>
+        <w:pStyle w:val="ListBullet"/>
+        <w:spacing w:after="60"/>
+      </w:pPr>
+      <w:r>
+        <w:rPr>
+          <w:rFonts w:ascii="Arial" w:hAnsi="Arial"/>
+          <w:sz w:val="22"/>
+        </w:rPr>
+        <w:t>D-003: DPIA (Data Protection Impact Assessment) screening against ICO guidance, given special-category and children's data are processed (UK GDPR Art. 35). Owner: Philip. Due: before go-live (governance/raid.md).</w:t>
+      </w:r>
+    </w:p>
+    <w:p>
+      <w:pPr>
         <w:keepNext/>
         <w:spacing w:before="280" w:after="120"/>
         <w:outlineLvl w:val="0"/>
@@ -956,7 +1081,7 @@
           <w:color w:val="111827"/>
           <w:sz w:val="32"/>
         </w:rPr>
-        <w:t>Gate/decision schedule</w:t>
+        <w:t>5. Gate/decision schedule</w:t>
       </w:r>
     </w:p>
     <w:p>
@@ -986,7 +1111,7 @@
           <w:color w:val="111827"/>
           <w:sz w:val="32"/>
         </w:rPr>
-        <w:t>Cutover and rollback approach (plan level)</w:t>
+        <w:t>6. Cutover and rollback approach (plan level)</w:t>
       </w:r>
     </w:p>
     <w:p>
@@ -1000,7 +1125,7 @@
           <w:i w:val="0"/>
           <w:sz w:val="22"/>
         </w:rPr>
-        <w:t>[TBC – owner: Philip] Not yet agreed. No migration is in scope (clean start, A-003), which simplifies cutover but has not yet been formally planned.</w:t>
+        <w:t>No migration is in scope (clean start, A-003), which simplifies cutover. Formal cutover/rollback steps are not yet walked beyond that; acceptable to firm up at the delivery gate given the absence of any legacy system to cut over from.</w:t>
       </w:r>
     </w:p>
     <w:p>
@@ -1016,7 +1141,7 @@
           <w:color w:val="111827"/>
           <w:sz w:val="32"/>
         </w:rPr>
-        <w:t>Comms and training needs</w:t>
+        <w:t>7. Comms and training needs</w:t>
       </w:r>
     </w:p>
     <w:p>
@@ -1030,7 +1155,7 @@
           <w:i w:val="0"/>
           <w:sz w:val="22"/>
         </w:rPr>
-        <w:t>[TBC – owner: Philip] Not yet agreed.</w:t>
+        <w:t>[TBC – owner: Philip] Not yet agreed. Likely minimal given the small, personally-known user base (tens of users per role), but not yet formally scoped.</w:t>
       </w:r>
     </w:p>
     <w:p>
@@ -1046,7 +1171,7 @@
           <w:color w:val="111827"/>
           <w:sz w:val="32"/>
         </w:rPr>
-        <w:t>Forward pointer — DPIA screening exit criterion</w:t>
+        <w:t>8. Delivery approach</w:t>
       </w:r>
     </w:p>
     <w:p>
@@ -1060,7 +1185,75 @@
           <w:i w:val="0"/>
           <w:sz w:val="22"/>
         </w:rPr>
-        <w:t>governance/security-compliance.md now names DPIA screening (against ICO guidance) as a tracked exit criterion for the delivery gate. This has not yet been reflected in delivery-plan.md itself, since that document remains unstarted; it is recorded here as a forward pointer so the requirement is not lost when delivery-plan.md is first drafted. See VLMS-SEC section 4.</w:t>
+        <w:t>Definition of done for build: the loop-harness verify gate exits 0, not a subjective 'looks right' call (per the engineer's own loop-engineering practice).</w:t>
+      </w:r>
+    </w:p>
+    <w:p>
+      <w:pPr>
+        <w:keepNext/>
+        <w:spacing w:before="280" w:after="120"/>
+        <w:outlineLvl w:val="0"/>
+      </w:pPr>
+      <w:r>
+        <w:rPr>
+          <w:rFonts w:ascii="Arial" w:hAnsi="Arial"/>
+          <w:b/>
+          <w:color w:val="111827"/>
+          <w:sz w:val="32"/>
+        </w:rPr>
+        <w:t>9. Exit criteria for the delivery gate (named now, not left implicit)</w:t>
+      </w:r>
+    </w:p>
+    <w:p>
+      <w:pPr>
+        <w:pStyle w:val="ListBullet"/>
+        <w:spacing w:after="60"/>
+      </w:pPr>
+      <w:r>
+        <w:rPr>
+          <w:rFonts w:ascii="Arial" w:hAnsi="Arial"/>
+          <w:sz w:val="22"/>
+        </w:rPr>
+        <w:t>DPIA screening complete (raid.md D-003).</w:t>
+      </w:r>
+    </w:p>
+    <w:p>
+      <w:pPr>
+        <w:pStyle w:val="ListBullet"/>
+        <w:spacing w:after="60"/>
+      </w:pPr>
+      <w:r>
+        <w:rPr>
+          <w:rFonts w:ascii="Arial" w:hAnsi="Arial"/>
+          <w:sz w:val="22"/>
+        </w:rPr>
+        <w:t>Certificate template + delivery mechanism decided and built (requirements/functional.md).</w:t>
+      </w:r>
+    </w:p>
+    <w:p>
+      <w:pPr>
+        <w:pStyle w:val="ListBullet"/>
+        <w:spacing w:after="60"/>
+      </w:pPr>
+      <w:r>
+        <w:rPr>
+          <w:rFonts w:ascii="Arial" w:hAnsi="Arial"/>
+          <w:sz w:val="22"/>
+        </w:rPr>
+        <w:t>OWASP ASVS 5.0 access-control/logging conformance checked against the built system (ADR-0004 sensitive-data access control, as rewritten at second design review).</w:t>
+      </w:r>
+    </w:p>
+    <w:p>
+      <w:pPr>
+        <w:pStyle w:val="ListBullet"/>
+        <w:spacing w:after="60"/>
+      </w:pPr>
+      <w:r>
+        <w:rPr>
+          <w:rFonts w:ascii="Arial" w:hAnsi="Arial"/>
+          <w:sz w:val="22"/>
+        </w:rPr>
+        <w:t>All TC-nnn in quality/test-plan.md passing, RTM (quality/traceability.md) complete.</w:t>
       </w:r>
     </w:p>
     <w:sectPr>
